--- a/informes-growth/fabrinet-2026-10-14/Fabrinet - growth - 2026-10-14.docx
+++ b/informes-growth/fabrinet-2026-10-14/Fabrinet - growth - 2026-10-14.docx
@@ -5216,7 +5216,7 @@
         <w:t xml:space="preserve"> </w:t>
       </w:r>
       <w:r>
-        <w:t xml:space="preserve">(~20 %): Nu (+19 %), Axon (+36 %), Shopify (+18 %), Snowflake (+13 %) y Samsara (+15 %), al precio actual con v11 [cartera-growth.md]. Liquidez de ≈27 EUR: solo cabe sustituir.</w:t>
+        <w:t xml:space="preserve">(~20 %): Nu (+19 %), Axon (+36 %), Shopify (+18 %), Snowflake (+13 %) y Samsara (+15 %), al precio actual con v11 [cartera-growth.md]. Liquidez libre casi nula: solo cabe sustituir.</w:t>
       </w:r>
     </w:p>
     <w:p>
@@ -5320,7 +5320,7 @@
         <w:t xml:space="preserve">MEMORIA.md</w:t>
       </w:r>
       <w:r>
-        <w:t xml:space="preserve">: cumple (no es juego, ni comercio minorista, ni ninguna de las excluidas). Si entrara, sería con un peso del 3,5 % (convicción baja), en dos tramos y nunca por debajo de 1.000 EUR.</w:t>
+        <w:t xml:space="preserve">: cumple (no es juego, ni comercio minorista, ni ninguna de las excluidas). Si entrara, sería con un peso del 3,5 % (convicción baja), en dos tramos y nunca por debajo.</w:t>
       </w:r>
     </w:p>
     <w:p>
